--- a/res.docx
+++ b/res.docx
@@ -10,6 +10,7 @@
           <w:docPartUnique/>
         </w:docPartObj>
       </w:sdtPr>
+      <w:sdtEndPr/>
       <w:sdtContent>
         <w:p/>
         <w:tbl>
@@ -45,6 +46,7 @@
                 <w:dataBinding w:prefixMappings="xmlns:ns0='http://schemas.openxmlformats.org/officeDocument/2006/extended-properties'" w:xpath="/ns0:Properties[1]/ns0:Company[1]" w:storeItemID="{6668398D-A668-4E3E-A5EB-62B293D839F1}"/>
                 <w:text/>
               </w:sdtPr>
+              <w:sdtEndPr/>
               <w:sdtContent>
                 <w:tc>
                   <w:tcPr>
@@ -110,6 +112,7 @@
                   <w:dataBinding w:prefixMappings="xmlns:ns0='http://schemas.openxmlformats.org/package/2006/metadata/core-properties' xmlns:ns1='http://purl.org/dc/elements/1.1/'" w:xpath="/ns0:coreProperties[1]/ns1:title[1]" w:storeItemID="{6C3C8BC8-F283-45AE-878A-BAB7291924A1}"/>
                   <w:text/>
                 </w:sdtPr>
+                <w:sdtEndPr/>
                 <w:sdtContent>
                   <w:p>
                     <w:pPr>
@@ -131,47 +134,7 @@
                         <w:szCs w:val="88"/>
                         <w:lang w:val="da-DK"/>
                       </w:rPr>
-                      <w:t xml:space="preserve"> </w:t>
-                    </w:r>
-                    <w:r>
-                      <w:rPr>
-                        <w:rFonts w:asciiTheme="majorHAnsi" w:eastAsiaTheme="majorEastAsia" w:hAnsiTheme="majorHAnsi" w:cstheme="majorBidi"/>
-                        <w:color w:val="156082" w:themeColor="accent1"/>
-                        <w:sz w:val="88"/>
-                        <w:szCs w:val="88"/>
-                        <w:lang w:val="da-DK"/>
-                      </w:rPr>
-                      <w:t>simulering</w:t>
-                    </w:r>
-                    <w:r>
-                      <w:rPr>
-                        <w:rFonts w:asciiTheme="majorHAnsi" w:eastAsiaTheme="majorEastAsia" w:hAnsiTheme="majorHAnsi" w:cstheme="majorBidi"/>
-                        <w:color w:val="156082" w:themeColor="accent1"/>
-                        <w:sz w:val="88"/>
-                        <w:szCs w:val="88"/>
-                        <w:lang w:val="da-DK"/>
-                      </w:rPr>
-                      <w:t xml:space="preserve"> </w:t>
-                    </w:r>
-                    <w:r>
-                      <w:rPr>
-                        <w:rFonts w:asciiTheme="majorHAnsi" w:eastAsiaTheme="majorEastAsia" w:hAnsiTheme="majorHAnsi" w:cstheme="majorBidi"/>
-                        <w:color w:val="156082" w:themeColor="accent1"/>
-                        <w:sz w:val="88"/>
-                        <w:szCs w:val="88"/>
-                        <w:lang w:val="da-DK"/>
-                      </w:rPr>
-                      <w:t xml:space="preserve">af </w:t>
-                    </w:r>
-                    <w:r>
-                      <w:rPr>
-                        <w:rFonts w:asciiTheme="majorHAnsi" w:eastAsiaTheme="majorEastAsia" w:hAnsiTheme="majorHAnsi" w:cstheme="majorBidi"/>
-                        <w:color w:val="156082" w:themeColor="accent1"/>
-                        <w:sz w:val="88"/>
-                        <w:szCs w:val="88"/>
-                        <w:lang w:val="da-DK"/>
-                      </w:rPr>
-                      <w:t>termodynamik</w:t>
+                      <w:t>title</w:t>
                     </w:r>
                   </w:p>
                 </w:sdtContent>
@@ -195,6 +158,7 @@
                 <w:dataBinding w:prefixMappings="xmlns:ns0='http://schemas.openxmlformats.org/package/2006/metadata/core-properties' xmlns:ns1='http://purl.org/dc/elements/1.1/'" w:xpath="/ns0:coreProperties[1]/ns1:subject[1]" w:storeItemID="{6C3C8BC8-F283-45AE-878A-BAB7291924A1}"/>
                 <w:text/>
               </w:sdtPr>
+              <w:sdtEndPr/>
               <w:sdtContent>
                 <w:tc>
                   <w:tcPr>
@@ -215,6 +179,7 @@
                         <w:lang w:val="da-DK"/>
                       </w:rPr>
                     </w:pPr>
+                    <w:proofErr w:type="spellStart"/>
                     <w:r>
                       <w:rPr>
                         <w:color w:val="0F4761" w:themeColor="accent1" w:themeShade="BF"/>
@@ -222,8 +187,9 @@
                         <w:szCs w:val="24"/>
                         <w:lang w:val="da-DK"/>
                       </w:rPr>
-                      <w:t xml:space="preserve"> </w:t>
+                      <w:t>Proc</w:t>
                     </w:r>
+                    <w:proofErr w:type="spellEnd"/>
                     <w:r>
                       <w:rPr>
                         <w:color w:val="0F4761" w:themeColor="accent1" w:themeShade="BF"/>
@@ -231,8 +197,9 @@
                         <w:szCs w:val="24"/>
                         <w:lang w:val="da-DK"/>
                       </w:rPr>
-                      <w:t>Proc B exam</w:t>
+                      <w:t xml:space="preserve"> B </w:t>
                     </w:r>
+                    <w:proofErr w:type="spellStart"/>
                     <w:r>
                       <w:rPr>
                         <w:color w:val="0F4761" w:themeColor="accent1" w:themeShade="BF"/>
@@ -240,8 +207,9 @@
                         <w:szCs w:val="24"/>
                         <w:lang w:val="da-DK"/>
                       </w:rPr>
-                      <w:t xml:space="preserve"> </w:t>
+                      <w:t>exam</w:t>
                     </w:r>
+                    <w:proofErr w:type="spellEnd"/>
                   </w:p>
                 </w:tc>
               </w:sdtContent>
@@ -284,6 +252,7 @@
                   <w:dataBinding w:prefixMappings="xmlns:ns0='http://schemas.openxmlformats.org/package/2006/metadata/core-properties' xmlns:ns1='http://purl.org/dc/elements/1.1/'" w:xpath="/ns0:coreProperties[1]/ns1:creator[1]" w:storeItemID="{6C3C8BC8-F283-45AE-878A-BAB7291924A1}"/>
                   <w:text/>
                 </w:sdtPr>
+                <w:sdtEndPr/>
                 <w:sdtContent>
                   <w:p>
                     <w:pPr>
@@ -329,6 +298,7 @@
                     <w:calendar w:val="gregorian"/>
                   </w:date>
                 </w:sdtPr>
+                <w:sdtEndPr/>
                 <w:sdtContent>
                   <w:p>
                     <w:pPr>
@@ -373,7 +343,13 @@
     <w:sdt>
       <w:sdtPr>
         <w:rPr>
+          <w:rFonts w:ascii="Times New Roman" w:eastAsiaTheme="minorHAnsi" w:hAnsi="Times New Roman" w:cstheme="minorBidi"/>
+          <w:color w:val="auto"/>
+          <w:kern w:val="2"/>
+          <w:sz w:val="24"/>
+          <w:szCs w:val="24"/>
           <w:lang w:val="da-DK"/>
+          <w14:ligatures w14:val="standardContextual"/>
         </w:rPr>
         <w:id w:val="2022124964"/>
         <w:docPartObj>
@@ -383,14 +359,8 @@
       </w:sdtPr>
       <w:sdtEndPr>
         <w:rPr>
-          <w:rFonts w:ascii="Times New Roman" w:eastAsiaTheme="minorHAnsi" w:hAnsi="Times New Roman" w:cstheme="minorBidi"/>
           <w:b/>
           <w:bCs/>
-          <w:color w:val="auto"/>
-          <w:kern w:val="2"/>
-          <w:sz w:val="24"/>
-          <w:szCs w:val="24"/>
-          <w14:ligatures w14:val="standardContextual"/>
         </w:rPr>
       </w:sdtEndPr>
       <w:sdtContent>
@@ -1279,8 +1249,13 @@
           <w:lang w:val="en-DK"/>
         </w:rPr>
       </w:pPr>
+      <w:proofErr w:type="spellStart"/>
       <w:r>
-        <w:t>Samtlig kode, problemtræer, data med mere</w:t>
+        <w:t>Samtlig</w:t>
+      </w:r>
+      <w:proofErr w:type="spellEnd"/>
+      <w:r>
+        <w:t xml:space="preserve"> kode, problemtræer, data med mere</w:t>
       </w:r>
     </w:p>
     <w:sectPr>
@@ -1904,6 +1879,7 @@
   <w:style w:type="character" w:default="1" w:styleId="DefaultParagraphFont">
     <w:name w:val="Default Paragraph Font"/>
     <w:uiPriority w:val="1"/>
+    <w:semiHidden/>
     <w:unhideWhenUsed/>
   </w:style>
   <w:style w:type="table" w:default="1" w:styleId="TableNormal">
@@ -2511,8 +2487,11 @@
   </w:compat>
   <w:rsids>
     <w:rsidRoot w:val="00560E4C"/>
+    <w:rsid w:val="001F5ABE"/>
+    <w:rsid w:val="00520D27"/>
     <w:rsid w:val="00560E4C"/>
     <w:rsid w:val="008A708E"/>
+    <w:rsid w:val="00B50222"/>
     <w:rsid w:val="00C976FA"/>
   </w:rsids>
   <m:mathPr>
